--- a/proposal/股文觀指_商業提案書.docx
+++ b/proposal/股文觀指_商業提案書.docx
@@ -160,7 +160,7 @@
           <w:sz w:val="22"/>
           <w:szCs w:val="22"/>
         </w:rPr>
-        <w:t xml:space="preserve">平台最重要的差異化在於提供「可驗證的回測結果」：以 TWSE 真實隔日 OHLC 計算，10 天 99 樣本（樣本加權，非日均）的隔日開盤勝率達 79%（78/99），平均開盤報酬 +3.25%。所有計算方法、原始資料與程式碼皆公開透明。</w:t>
+        <w:t xml:space="preserve">平台最重要的差異化在於提供「可驗證的回測結果」：以 TWSE 真實隔日 OHLC 計算，10 天 166 樣本（樣本加權，非日均）的隔日開盤勝率達 71%（118/166），平均開盤報酬 +2.72%。所有計算方法、原始資料與程式碼皆公開透明。</w:t>
       </w:r>
     </w:p>
     <w:p>
@@ -260,7 +260,7 @@
                 <w:sz w:val="20"/>
                 <w:szCs w:val="20"/>
               </w:rPr>
-              <w:t xml:space="preserve">10 天 99 樣本回測：隔日開盤勝率 79%（78/99），平均開盤報酬 +3.25%。</w:t>
+              <w:t xml:space="preserve">10 天 166 樣本回測：隔日開盤勝率 71%（118/166），平均開盤報酬 +2.72%。</w:t>
             </w:r>
           </w:p>
         </w:tc>
@@ -1664,7 +1664,7 @@
           <w:sz w:val="22"/>
           <w:szCs w:val="22"/>
         </w:rPr>
-        <w:t xml:space="preserve">以下數據基於 10 個交易日、99 個實際樣本，由腳本「scripts/run_backtest.py」執行：對每個歷史「明日焦點」標的，向 TWSE/TPEx 抓取真實隔日 OHLC，計算「（隔日開盤 − 漲停日收盤）÷ 漲停日收盤」與「（隔日收盤 − 漲停日收盤）÷ 漲停日收盤」。所有數字為樣本加權平均，不含任何估算值。</w:t>
+        <w:t xml:space="preserve">以下數據基於 10 個交易日、166 個實際樣本，由腳本「scripts/run_backtest.py」執行：對每個歷史「明日焦點」標的，向 TWSE/TPEx 抓取真實隔日 OHLC，計算「（隔日開盤 − 漲停日收盤）÷ 漲停日收盤」與「（隔日收盤 − 漲停日收盤）÷ 漲停日收盤」。所有數字為樣本加權平均，不含任何估算值。</w:t>
       </w:r>
     </w:p>
     <w:p>
@@ -1722,7 +1722,7 @@
                 <w:sz w:val="96"/>
                 <w:szCs w:val="96"/>
               </w:rPr>
-              <w:t xml:space="preserve">79%</w:t>
+              <w:t xml:space="preserve">71%</w:t>
             </w:r>
           </w:p>
           <w:p>
@@ -1736,7 +1736,7 @@
                 <w:sz w:val="22"/>
                 <w:szCs w:val="22"/>
               </w:rPr>
-              <w:t xml:space="preserve">隔日開盤勝率（78 / 99）</w:t>
+              <w:t xml:space="preserve">隔日開盤勝率（118 / 166）</w:t>
             </w:r>
           </w:p>
         </w:tc>
@@ -1799,7 +1799,7 @@
                 <w:sz w:val="48"/>
                 <w:szCs w:val="48"/>
               </w:rPr>
-              <w:t xml:space="preserve">+3.25%</w:t>
+              <w:t xml:space="preserve">+2.72%</w:t>
             </w:r>
           </w:p>
           <w:p>
@@ -1848,7 +1848,7 @@
                 <w:sz w:val="48"/>
                 <w:szCs w:val="48"/>
               </w:rPr>
-              <w:t xml:space="preserve">65%</w:t>
+              <w:t xml:space="preserve">61%</w:t>
             </w:r>
           </w:p>
           <w:p>
@@ -1897,7 +1897,7 @@
                 <w:sz w:val="48"/>
                 <w:szCs w:val="48"/>
               </w:rPr>
-              <w:t xml:space="preserve">+3.27%</w:t>
+              <w:t xml:space="preserve">+2.4%</w:t>
             </w:r>
           </w:p>
           <w:p>
@@ -2237,7 +2237,7 @@
                 <w:sz w:val="20"/>
                 <w:szCs w:val="20"/>
               </w:rPr>
-              <w:t xml:space="preserve">2026-04-23</w:t>
+              <w:t xml:space="preserve">2026-05-13</w:t>
             </w:r>
           </w:p>
         </w:tc>
@@ -2271,7 +2271,7 @@
                 <w:sz w:val="20"/>
                 <w:szCs w:val="20"/>
               </w:rPr>
-              <w:t xml:space="preserve">2026-04-24</w:t>
+              <w:t xml:space="preserve">2026-05-14</w:t>
             </w:r>
           </w:p>
         </w:tc>
@@ -2305,7 +2305,7 @@
                 <w:sz w:val="20"/>
                 <w:szCs w:val="20"/>
               </w:rPr>
-              <w:t xml:space="preserve">7</w:t>
+              <w:t xml:space="preserve">20</w:t>
             </w:r>
           </w:p>
         </w:tc>
@@ -2339,7 +2339,7 @@
                 <w:sz w:val="20"/>
                 <w:szCs w:val="20"/>
               </w:rPr>
-              <w:t xml:space="preserve">86%</w:t>
+              <w:t xml:space="preserve">80%</w:t>
             </w:r>
           </w:p>
         </w:tc>
@@ -2373,7 +2373,7 @@
                 <w:sz w:val="20"/>
                 <w:szCs w:val="20"/>
               </w:rPr>
-              <w:t xml:space="preserve">+3.88%</w:t>
+              <w:t xml:space="preserve">+4.1%</w:t>
             </w:r>
           </w:p>
         </w:tc>
@@ -2407,7 +2407,7 @@
                 <w:sz w:val="20"/>
                 <w:szCs w:val="20"/>
               </w:rPr>
-              <w:t xml:space="preserve">71%</w:t>
+              <w:t xml:space="preserve">50%</w:t>
             </w:r>
           </w:p>
         </w:tc>
@@ -2441,7 +2441,7 @@
                 <w:sz w:val="20"/>
                 <w:szCs w:val="20"/>
               </w:rPr>
-              <w:t xml:space="preserve">+5.44%</w:t>
+              <w:t xml:space="preserve">+0.97%</w:t>
             </w:r>
           </w:p>
         </w:tc>
@@ -2477,7 +2477,7 @@
                 <w:sz w:val="20"/>
                 <w:szCs w:val="20"/>
               </w:rPr>
-              <w:t xml:space="preserve">2026-04-24</w:t>
+              <w:t xml:space="preserve">2026-05-12</w:t>
             </w:r>
           </w:p>
         </w:tc>
@@ -2511,7 +2511,7 @@
                 <w:sz w:val="20"/>
                 <w:szCs w:val="20"/>
               </w:rPr>
-              <w:t xml:space="preserve">2026-04-27</w:t>
+              <w:t xml:space="preserve">2026-05-13</w:t>
             </w:r>
           </w:p>
         </w:tc>
@@ -2545,7 +2545,7 @@
                 <w:sz w:val="20"/>
                 <w:szCs w:val="20"/>
               </w:rPr>
-              <w:t xml:space="preserve">13</w:t>
+              <w:t xml:space="preserve">20</w:t>
             </w:r>
           </w:p>
         </w:tc>
@@ -2579,7 +2579,7 @@
                 <w:sz w:val="20"/>
                 <w:szCs w:val="20"/>
               </w:rPr>
-              <w:t xml:space="preserve">92%</w:t>
+              <w:t xml:space="preserve">25%</w:t>
             </w:r>
           </w:p>
         </w:tc>
@@ -2613,7 +2613,7 @@
                 <w:sz w:val="20"/>
                 <w:szCs w:val="20"/>
               </w:rPr>
-              <w:t xml:space="preserve">+4.68%</w:t>
+              <w:t xml:space="preserve">-0.24%</w:t>
             </w:r>
           </w:p>
         </w:tc>
@@ -2647,7 +2647,7 @@
                 <w:sz w:val="20"/>
                 <w:szCs w:val="20"/>
               </w:rPr>
-              <w:t xml:space="preserve">38%</w:t>
+              <w:t xml:space="preserve">45%</w:t>
             </w:r>
           </w:p>
         </w:tc>
@@ -2681,7 +2681,7 @@
                 <w:sz w:val="20"/>
                 <w:szCs w:val="20"/>
               </w:rPr>
-              <w:t xml:space="preserve">+0.12%</w:t>
+              <w:t xml:space="preserve">+0.83%</w:t>
             </w:r>
           </w:p>
         </w:tc>
@@ -2717,7 +2717,7 @@
                 <w:sz w:val="20"/>
                 <w:szCs w:val="20"/>
               </w:rPr>
-              <w:t xml:space="preserve">2026-04-27</w:t>
+              <w:t xml:space="preserve">2026-05-11</w:t>
             </w:r>
           </w:p>
         </w:tc>
@@ -2751,7 +2751,7 @@
                 <w:sz w:val="20"/>
                 <w:szCs w:val="20"/>
               </w:rPr>
-              <w:t xml:space="preserve">2026-04-28</w:t>
+              <w:t xml:space="preserve">2026-05-12</w:t>
             </w:r>
           </w:p>
         </w:tc>
@@ -2785,7 +2785,7 @@
                 <w:sz w:val="20"/>
                 <w:szCs w:val="20"/>
               </w:rPr>
-              <w:t xml:space="preserve">10</w:t>
+              <w:t xml:space="preserve">20</w:t>
             </w:r>
           </w:p>
         </w:tc>
@@ -2819,7 +2819,7 @@
                 <w:sz w:val="20"/>
                 <w:szCs w:val="20"/>
               </w:rPr>
-              <w:t xml:space="preserve">70%</w:t>
+              <w:t xml:space="preserve">95%</w:t>
             </w:r>
           </w:p>
         </w:tc>
@@ -2853,7 +2853,7 @@
                 <w:sz w:val="20"/>
                 <w:szCs w:val="20"/>
               </w:rPr>
-              <w:t xml:space="preserve">+2.76%</w:t>
+              <w:t xml:space="preserve">+3.91%</w:t>
             </w:r>
           </w:p>
         </w:tc>
@@ -2921,7 +2921,7 @@
                 <w:sz w:val="20"/>
                 <w:szCs w:val="20"/>
               </w:rPr>
-              <w:t xml:space="preserve">+5.11%</w:t>
+              <w:t xml:space="preserve">+4.98%</w:t>
             </w:r>
           </w:p>
         </w:tc>
@@ -2957,7 +2957,7 @@
                 <w:sz w:val="20"/>
                 <w:szCs w:val="20"/>
               </w:rPr>
-              <w:t xml:space="preserve">2026-04-28</w:t>
+              <w:t xml:space="preserve">2026-05-08</w:t>
             </w:r>
           </w:p>
         </w:tc>
@@ -2991,7 +2991,7 @@
                 <w:sz w:val="20"/>
                 <w:szCs w:val="20"/>
               </w:rPr>
-              <w:t xml:space="preserve">2026-04-29</w:t>
+              <w:t xml:space="preserve">2026-05-11</w:t>
             </w:r>
           </w:p>
         </w:tc>
@@ -3025,7 +3025,7 @@
                 <w:sz w:val="20"/>
                 <w:szCs w:val="20"/>
               </w:rPr>
-              <w:t xml:space="preserve">11</w:t>
+              <w:t xml:space="preserve">20</w:t>
             </w:r>
           </w:p>
         </w:tc>
@@ -3059,7 +3059,7 @@
                 <w:sz w:val="20"/>
                 <w:szCs w:val="20"/>
               </w:rPr>
-              <w:t xml:space="preserve">55%</w:t>
+              <w:t xml:space="preserve">65%</w:t>
             </w:r>
           </w:p>
         </w:tc>
@@ -3093,7 +3093,7 @@
                 <w:sz w:val="20"/>
                 <w:szCs w:val="20"/>
               </w:rPr>
-              <w:t xml:space="preserve">+0.62%</w:t>
+              <w:t xml:space="preserve">+2.14%</w:t>
             </w:r>
           </w:p>
         </w:tc>
@@ -3127,7 +3127,7 @@
                 <w:sz w:val="20"/>
                 <w:szCs w:val="20"/>
               </w:rPr>
-              <w:t xml:space="preserve">64%</w:t>
+              <w:t xml:space="preserve">60%</w:t>
             </w:r>
           </w:p>
         </w:tc>
@@ -3161,7 +3161,7 @@
                 <w:sz w:val="20"/>
                 <w:szCs w:val="20"/>
               </w:rPr>
-              <w:t xml:space="preserve">+1.87%</w:t>
+              <w:t xml:space="preserve">+3.22%</w:t>
             </w:r>
           </w:p>
         </w:tc>
@@ -3197,7 +3197,7 @@
                 <w:sz w:val="20"/>
                 <w:szCs w:val="20"/>
               </w:rPr>
-              <w:t xml:space="preserve">2026-04-29</w:t>
+              <w:t xml:space="preserve">2026-05-07</w:t>
             </w:r>
           </w:p>
         </w:tc>
@@ -3231,7 +3231,7 @@
                 <w:sz w:val="20"/>
                 <w:szCs w:val="20"/>
               </w:rPr>
-              <w:t xml:space="preserve">2026-04-30</w:t>
+              <w:t xml:space="preserve">2026-05-08</w:t>
             </w:r>
           </w:p>
         </w:tc>
@@ -3265,7 +3265,7 @@
                 <w:sz w:val="20"/>
                 <w:szCs w:val="20"/>
               </w:rPr>
-              <w:t xml:space="preserve">9</w:t>
+              <w:t xml:space="preserve">20</w:t>
             </w:r>
           </w:p>
         </w:tc>
@@ -3299,7 +3299,7 @@
                 <w:sz w:val="20"/>
                 <w:szCs w:val="20"/>
               </w:rPr>
-              <w:t xml:space="preserve">67%</w:t>
+              <w:t xml:space="preserve">50%</w:t>
             </w:r>
           </w:p>
         </w:tc>
@@ -3333,7 +3333,7 @@
                 <w:sz w:val="20"/>
                 <w:szCs w:val="20"/>
               </w:rPr>
-              <w:t xml:space="preserve">+2.54%</w:t>
+              <w:t xml:space="preserve">+0.49%</w:t>
             </w:r>
           </w:p>
         </w:tc>
@@ -3367,7 +3367,7 @@
                 <w:sz w:val="20"/>
                 <w:szCs w:val="20"/>
               </w:rPr>
-              <w:t xml:space="preserve">78%</w:t>
+              <w:t xml:space="preserve">35%</w:t>
             </w:r>
           </w:p>
         </w:tc>
@@ -3401,7 +3401,7 @@
                 <w:sz w:val="20"/>
                 <w:szCs w:val="20"/>
               </w:rPr>
-              <w:t xml:space="preserve">+5.02%</w:t>
+              <w:t xml:space="preserve">-1.4%</w:t>
             </w:r>
           </w:p>
         </w:tc>
@@ -3437,7 +3437,7 @@
                 <w:sz w:val="20"/>
                 <w:szCs w:val="20"/>
               </w:rPr>
-              <w:t xml:space="preserve">2026-04-30</w:t>
+              <w:t xml:space="preserve">2026-05-06</w:t>
             </w:r>
           </w:p>
         </w:tc>
@@ -3471,7 +3471,7 @@
                 <w:sz w:val="20"/>
                 <w:szCs w:val="20"/>
               </w:rPr>
-              <w:t xml:space="preserve">2026-05-04</w:t>
+              <w:t xml:space="preserve">2026-05-07</w:t>
             </w:r>
           </w:p>
         </w:tc>
@@ -3505,7 +3505,7 @@
                 <w:sz w:val="20"/>
                 <w:szCs w:val="20"/>
               </w:rPr>
-              <w:t xml:space="preserve">12</w:t>
+              <w:t xml:space="preserve">11</w:t>
             </w:r>
           </w:p>
         </w:tc>
@@ -3539,7 +3539,7 @@
                 <w:sz w:val="20"/>
                 <w:szCs w:val="20"/>
               </w:rPr>
-              <w:t xml:space="preserve">100%</w:t>
+              <w:t xml:space="preserve">91%</w:t>
             </w:r>
           </w:p>
         </w:tc>
@@ -3573,7 +3573,7 @@
                 <w:sz w:val="20"/>
                 <w:szCs w:val="20"/>
               </w:rPr>
-              <w:t xml:space="preserve">+5.39%</w:t>
+              <w:t xml:space="preserve">+4.84%</w:t>
             </w:r>
           </w:p>
         </w:tc>
@@ -3607,7 +3607,7 @@
                 <w:sz w:val="20"/>
                 <w:szCs w:val="20"/>
               </w:rPr>
-              <w:t xml:space="preserve">75%</w:t>
+              <w:t xml:space="preserve">82%</w:t>
             </w:r>
           </w:p>
         </w:tc>
@@ -3641,7 +3641,7 @@
                 <w:sz w:val="20"/>
                 <w:szCs w:val="20"/>
               </w:rPr>
-              <w:t xml:space="preserve">+5.36%</w:t>
+              <w:t xml:space="preserve">+4.71%</w:t>
             </w:r>
           </w:p>
         </w:tc>
@@ -3677,7 +3677,7 @@
                 <w:sz w:val="20"/>
                 <w:szCs w:val="20"/>
               </w:rPr>
-              <w:t xml:space="preserve">2026-05-04</w:t>
+              <w:t xml:space="preserve">2026-05-05</w:t>
             </w:r>
           </w:p>
         </w:tc>
@@ -3711,7 +3711,7 @@
                 <w:sz w:val="20"/>
                 <w:szCs w:val="20"/>
               </w:rPr>
-              <w:t xml:space="preserve">2026-05-05</w:t>
+              <w:t xml:space="preserve">2026-05-06</w:t>
             </w:r>
           </w:p>
         </w:tc>
@@ -3745,7 +3745,7 @@
                 <w:sz w:val="20"/>
                 <w:szCs w:val="20"/>
               </w:rPr>
-              <w:t xml:space="preserve">10</w:t>
+              <w:t xml:space="preserve">20</w:t>
             </w:r>
           </w:p>
         </w:tc>
@@ -3779,7 +3779,7 @@
                 <w:sz w:val="20"/>
                 <w:szCs w:val="20"/>
               </w:rPr>
-              <w:t xml:space="preserve">80%</w:t>
+              <w:t xml:space="preserve">90%</w:t>
             </w:r>
           </w:p>
         </w:tc>
@@ -3813,7 +3813,7 @@
                 <w:sz w:val="20"/>
                 <w:szCs w:val="20"/>
               </w:rPr>
-              <w:t xml:space="preserve">+2.52%</w:t>
+              <w:t xml:space="preserve">+5.07%</w:t>
             </w:r>
           </w:p>
         </w:tc>
@@ -3847,7 +3847,7 @@
                 <w:sz w:val="20"/>
                 <w:szCs w:val="20"/>
               </w:rPr>
-              <w:t xml:space="preserve">90%</w:t>
+              <w:t xml:space="preserve">50%</w:t>
             </w:r>
           </w:p>
         </w:tc>
@@ -3881,7 +3881,7 @@
                 <w:sz w:val="20"/>
                 <w:szCs w:val="20"/>
               </w:rPr>
-              <w:t xml:space="preserve">+6.56%</w:t>
+              <w:t xml:space="preserve">+1.38%</w:t>
             </w:r>
           </w:p>
         </w:tc>
@@ -3917,12 +3917,80 @@
                 <w:sz w:val="20"/>
                 <w:szCs w:val="20"/>
               </w:rPr>
+              <w:t xml:space="preserve">2026-05-04</w:t>
+            </w:r>
+          </w:p>
+        </w:tc>
+        <w:tc>
+          <w:tcPr>
+            <w:tcW w:type="dxa" w:w="1404"/>
+            <w:tcBorders>
+              <w:top w:val="single" w:color="CBD5E1" w:sz="4"/>
+              <w:left w:val="single" w:color="CBD5E1" w:sz="4"/>
+              <w:bottom w:val="single" w:color="CBD5E1" w:sz="4"/>
+              <w:right w:val="single" w:color="CBD5E1" w:sz="4"/>
+            </w:tcBorders>
+            <w:shd w:fill="F1F5F9" w:val="clear"/>
+            <w:tcMar>
+              <w:top w:type="dxa" w:w="100"/>
+              <w:left w:type="dxa" w:w="140"/>
+              <w:bottom w:type="dxa" w:w="100"/>
+              <w:right w:type="dxa" w:w="140"/>
+            </w:tcMar>
+          </w:tcPr>
+          <w:p>
+            <w:pPr>
+              <w:jc w:val="center"/>
+            </w:pPr>
+            <w:r>
+              <w:rPr>
+                <w:rFonts w:ascii="Microsoft JhengHei" w:cs="Microsoft JhengHei" w:eastAsia="Microsoft JhengHei" w:hAnsi="Microsoft JhengHei"/>
+                <w:b w:val="false"/>
+                <w:bCs w:val="false"/>
+                <w:color w:val="0F172A"/>
+                <w:sz w:val="20"/>
+                <w:szCs w:val="20"/>
+              </w:rPr>
               <w:t xml:space="preserve">2026-05-05</w:t>
             </w:r>
           </w:p>
         </w:tc>
         <w:tc>
           <w:tcPr>
+            <w:tcW w:type="dxa" w:w="936"/>
+            <w:tcBorders>
+              <w:top w:val="single" w:color="CBD5E1" w:sz="4"/>
+              <w:left w:val="single" w:color="CBD5E1" w:sz="4"/>
+              <w:bottom w:val="single" w:color="CBD5E1" w:sz="4"/>
+              <w:right w:val="single" w:color="CBD5E1" w:sz="4"/>
+            </w:tcBorders>
+            <w:shd w:fill="F1F5F9" w:val="clear"/>
+            <w:tcMar>
+              <w:top w:type="dxa" w:w="100"/>
+              <w:left w:type="dxa" w:w="140"/>
+              <w:bottom w:type="dxa" w:w="100"/>
+              <w:right w:type="dxa" w:w="140"/>
+            </w:tcMar>
+          </w:tcPr>
+          <w:p>
+            <w:pPr>
+              <w:jc w:val="center"/>
+            </w:pPr>
+            <w:r>
+              <w:rPr>
+                <w:rFonts w:ascii="Microsoft JhengHei" w:cs="Microsoft JhengHei" w:eastAsia="Microsoft JhengHei" w:hAnsi="Microsoft JhengHei"/>
+                <w:b w:val="false"/>
+                <w:bCs w:val="false"/>
+                <w:color w:val="0F172A"/>
+                <w:sz w:val="20"/>
+                <w:szCs w:val="20"/>
+              </w:rPr>
+              <w:t xml:space="preserve">19</w:t>
+            </w:r>
+          </w:p>
+        </w:tc>
+        <w:tc>
+          <w:tcPr>
             <w:tcW w:type="dxa" w:w="1404"/>
             <w:tcBorders>
               <w:top w:val="single" w:color="CBD5E1" w:sz="4"/>
@@ -3951,13 +4019,13 @@
                 <w:sz w:val="20"/>
                 <w:szCs w:val="20"/>
               </w:rPr>
-              <w:t xml:space="preserve">2026-05-06</w:t>
-            </w:r>
-          </w:p>
-        </w:tc>
-        <w:tc>
-          <w:tcPr>
-            <w:tcW w:type="dxa" w:w="936"/>
+              <w:t xml:space="preserve">68%</w:t>
+            </w:r>
+          </w:p>
+        </w:tc>
+        <w:tc>
+          <w:tcPr>
+            <w:tcW w:type="dxa" w:w="1404"/>
             <w:tcBorders>
               <w:top w:val="single" w:color="CBD5E1" w:sz="4"/>
               <w:left w:val="single" w:color="CBD5E1" w:sz="4"/>
@@ -3985,7 +4053,7 @@
                 <w:sz w:val="20"/>
                 <w:szCs w:val="20"/>
               </w:rPr>
-              <w:t xml:space="preserve">7</w:t>
+              <w:t xml:space="preserve">+1.08%</w:t>
             </w:r>
           </w:p>
         </w:tc>
@@ -4019,7 +4087,7 @@
                 <w:sz w:val="20"/>
                 <w:szCs w:val="20"/>
               </w:rPr>
-              <w:t xml:space="preserve">86%</w:t>
+              <w:t xml:space="preserve">84%</w:t>
             </w:r>
           </w:p>
         </w:tc>
@@ -4053,75 +4121,7 @@
                 <w:sz w:val="20"/>
                 <w:szCs w:val="20"/>
               </w:rPr>
-              <w:t xml:space="preserve">+5.17%</w:t>
-            </w:r>
-          </w:p>
-        </w:tc>
-        <w:tc>
-          <w:tcPr>
-            <w:tcW w:type="dxa" w:w="1404"/>
-            <w:tcBorders>
-              <w:top w:val="single" w:color="CBD5E1" w:sz="4"/>
-              <w:left w:val="single" w:color="CBD5E1" w:sz="4"/>
-              <w:bottom w:val="single" w:color="CBD5E1" w:sz="4"/>
-              <w:right w:val="single" w:color="CBD5E1" w:sz="4"/>
-            </w:tcBorders>
-            <w:shd w:fill="F1F5F9" w:val="clear"/>
-            <w:tcMar>
-              <w:top w:type="dxa" w:w="100"/>
-              <w:left w:type="dxa" w:w="140"/>
-              <w:bottom w:type="dxa" w:w="100"/>
-              <w:right w:type="dxa" w:w="140"/>
-            </w:tcMar>
-          </w:tcPr>
-          <w:p>
-            <w:pPr>
-              <w:jc w:val="center"/>
-            </w:pPr>
-            <w:r>
-              <w:rPr>
-                <w:rFonts w:ascii="Microsoft JhengHei" w:cs="Microsoft JhengHei" w:eastAsia="Microsoft JhengHei" w:hAnsi="Microsoft JhengHei"/>
-                <w:b w:val="false"/>
-                <w:bCs w:val="false"/>
-                <w:color w:val="0F172A"/>
-                <w:sz w:val="20"/>
-                <w:szCs w:val="20"/>
-              </w:rPr>
-              <w:t xml:space="preserve">43%</w:t>
-            </w:r>
-          </w:p>
-        </w:tc>
-        <w:tc>
-          <w:tcPr>
-            <w:tcW w:type="dxa" w:w="1404"/>
-            <w:tcBorders>
-              <w:top w:val="single" w:color="CBD5E1" w:sz="4"/>
-              <w:left w:val="single" w:color="CBD5E1" w:sz="4"/>
-              <w:bottom w:val="single" w:color="CBD5E1" w:sz="4"/>
-              <w:right w:val="single" w:color="CBD5E1" w:sz="4"/>
-            </w:tcBorders>
-            <w:shd w:fill="F1F5F9" w:val="clear"/>
-            <w:tcMar>
-              <w:top w:type="dxa" w:w="100"/>
-              <w:left w:type="dxa" w:w="140"/>
-              <w:bottom w:type="dxa" w:w="100"/>
-              <w:right w:type="dxa" w:w="140"/>
-            </w:tcMar>
-          </w:tcPr>
-          <w:p>
-            <w:pPr>
-              <w:jc w:val="center"/>
-            </w:pPr>
-            <w:r>
-              <w:rPr>
-                <w:rFonts w:ascii="Microsoft JhengHei" w:cs="Microsoft JhengHei" w:eastAsia="Microsoft JhengHei" w:hAnsi="Microsoft JhengHei"/>
-                <w:b w:val="false"/>
-                <w:bCs w:val="false"/>
-                <w:color w:val="0F172A"/>
-                <w:sz w:val="20"/>
-                <w:szCs w:val="20"/>
-              </w:rPr>
-              <w:t xml:space="preserve">+0.50%</w:t>
+              <w:t xml:space="preserve">+4.01%</w:t>
             </w:r>
           </w:p>
         </w:tc>
@@ -4157,7 +4157,7 @@
                 <w:sz w:val="20"/>
                 <w:szCs w:val="20"/>
               </w:rPr>
-              <w:t xml:space="preserve">2026-05-06</w:t>
+              <w:t xml:space="preserve">2026-04-30</w:t>
             </w:r>
           </w:p>
         </w:tc>
@@ -4191,7 +4191,7 @@
                 <w:sz w:val="20"/>
                 <w:szCs w:val="20"/>
               </w:rPr>
-              <w:t xml:space="preserve">2026-05-07</w:t>
+              <w:t xml:space="preserve">2026-05-04</w:t>
             </w:r>
           </w:p>
         </w:tc>
@@ -4225,7 +4225,7 @@
                 <w:sz w:val="20"/>
                 <w:szCs w:val="20"/>
               </w:rPr>
-              <w:t xml:space="preserve">11</w:t>
+              <w:t xml:space="preserve">13</w:t>
             </w:r>
           </w:p>
         </w:tc>
@@ -4259,7 +4259,7 @@
                 <w:sz w:val="20"/>
                 <w:szCs w:val="20"/>
               </w:rPr>
-              <w:t xml:space="preserve">91%</w:t>
+              <w:t xml:space="preserve">100%</w:t>
             </w:r>
           </w:p>
         </w:tc>
@@ -4293,7 +4293,7 @@
                 <w:sz w:val="20"/>
                 <w:szCs w:val="20"/>
               </w:rPr>
-              <w:t xml:space="preserve">+3.89%</w:t>
+              <w:t xml:space="preserve">+5.04%</w:t>
             </w:r>
           </w:p>
         </w:tc>
@@ -4327,7 +4327,7 @@
                 <w:sz w:val="20"/>
                 <w:szCs w:val="20"/>
               </w:rPr>
-              <w:t xml:space="preserve">64%</w:t>
+              <w:t xml:space="preserve">85%</w:t>
             </w:r>
           </w:p>
         </w:tc>
@@ -4361,7 +4361,7 @@
                 <w:sz w:val="20"/>
                 <w:szCs w:val="20"/>
               </w:rPr>
-              <w:t xml:space="preserve">+3.32%</w:t>
+              <w:t xml:space="preserve">+5.36%</w:t>
             </w:r>
           </w:p>
         </w:tc>
@@ -4397,7 +4397,7 @@
                 <w:sz w:val="20"/>
                 <w:szCs w:val="20"/>
               </w:rPr>
-              <w:t xml:space="preserve">2026-05-07</w:t>
+              <w:t xml:space="preserve">2026-04-29</w:t>
             </w:r>
           </w:p>
         </w:tc>
@@ -4431,7 +4431,7 @@
                 <w:sz w:val="20"/>
                 <w:szCs w:val="20"/>
               </w:rPr>
-              <w:t xml:space="preserve">2026-05-08</w:t>
+              <w:t xml:space="preserve">2026-04-30</w:t>
             </w:r>
           </w:p>
         </w:tc>
@@ -4465,7 +4465,7 @@
                 <w:sz w:val="20"/>
                 <w:szCs w:val="20"/>
               </w:rPr>
-              <w:t xml:space="preserve">9</w:t>
+              <w:t xml:space="preserve">3</w:t>
             </w:r>
           </w:p>
         </w:tc>
@@ -4499,7 +4499,7 @@
                 <w:sz w:val="20"/>
                 <w:szCs w:val="20"/>
               </w:rPr>
-              <w:t xml:space="preserve">56%</w:t>
+              <w:t xml:space="preserve">33%</w:t>
             </w:r>
           </w:p>
         </w:tc>
@@ -4533,7 +4533,7 @@
                 <w:sz w:val="20"/>
                 <w:szCs w:val="20"/>
               </w:rPr>
-              <w:t xml:space="preserve">+0.86%</w:t>
+              <w:t xml:space="preserve">+1.12%</w:t>
             </w:r>
           </w:p>
         </w:tc>
@@ -4567,7 +4567,7 @@
                 <w:sz w:val="20"/>
                 <w:szCs w:val="20"/>
               </w:rPr>
-              <w:t xml:space="preserve">44%</w:t>
+              <w:t xml:space="preserve">67%</w:t>
             </w:r>
           </w:p>
         </w:tc>
@@ -4601,7 +4601,7 @@
                 <w:sz w:val="20"/>
                 <w:szCs w:val="20"/>
               </w:rPr>
-              <w:t xml:space="preserve">−0.27%</w:t>
+              <w:t xml:space="preserve">+0.59%</w:t>
             </w:r>
           </w:p>
         </w:tc>
@@ -4690,7 +4690,7 @@
                 <w:sz w:val="20"/>
                 <w:szCs w:val="20"/>
               </w:rPr>
-              <w:t xml:space="preserve">99 樣本 / 10 天屬於小樣本，未涵蓋多空頭循環。在不同市場狀況（如連跌段、低成交量段）下，績效會有顯著差異。過去績效不代表未來。</w:t>
+              <w:t xml:space="preserve">166 樣本 / 10 天屬於小樣本，未涵蓋多空頭循環。在不同市場狀況（如連跌段、低成交量段）下，績效會有顯著差異。過去績效不代表未來。</w:t>
             </w:r>
           </w:p>
         </w:tc>
@@ -5615,7 +5615,7 @@
                 <w:sz w:val="20"/>
                 <w:szCs w:val="20"/>
               </w:rPr>
-              <w:t xml:space="preserve">✓ 99 樣本</w:t>
+              <w:t xml:space="preserve">✓ 166 樣本</w:t>
             </w:r>
           </w:p>
         </w:tc>
@@ -6192,7 +6192,7 @@
           <w:sz w:val="22"/>
           <w:szCs w:val="22"/>
         </w:rPr>
-        <w:t xml:space="preserve">主打公開揭露樣本加權回測結果（79% / 99 樣本）</w:t>
+        <w:t xml:space="preserve">主打公開揭露樣本加權回測結果（71% / 166 樣本）</w:t>
       </w:r>
     </w:p>
     <w:p>
@@ -8727,7 +8727,7 @@
           <w:sz w:val="22"/>
           <w:szCs w:val="22"/>
         </w:rPr>
-        <w:t xml:space="preserve">公開 79% 勝率、99 樣本回測，建立可驗證的差異化</w:t>
+        <w:t xml:space="preserve">公開 71% 勝率、166 樣本回測，建立可驗證的差異化</w:t>
       </w:r>
     </w:p>
     <w:p>
@@ -9644,7 +9644,7 @@
                 <w:sz w:val="20"/>
                 <w:szCs w:val="20"/>
               </w:rPr>
-              <w:t xml:space="preserve">目前回測僅 99 筆 / 10 天，未涵蓋多空頭循環。績效在不同市況下會有顯著差異。</w:t>
+              <w:t xml:space="preserve">目前回測僅 166 筆 / 10 天，未涵蓋多空頭循環。績效在不同市況下會有顯著差異。</w:t>
             </w:r>
           </w:p>
         </w:tc>

--- a/proposal/股文觀指_商業提案書.docx
+++ b/proposal/股文觀指_商業提案書.docx
@@ -160,7 +160,7 @@
           <w:sz w:val="22"/>
           <w:szCs w:val="22"/>
         </w:rPr>
-        <w:t xml:space="preserve">平台最重要的差異化在於提供「可驗證的回測結果」：以 TWSE 真實隔日 OHLC 計算，10 天 166 樣本（樣本加權，非日均）的隔日開盤勝率達 71%（118/166），平均開盤報酬 +2.72%。所有計算方法、原始資料與程式碼皆公開透明。</w:t>
+        <w:t xml:space="preserve">平台最重要的差異化在於提供「可驗證的回測結果」：以 TWSE 真實隔日 OHLC 計算，10 天 185 樣本（樣本加權，非日均）的隔日開盤勝率達 70%（130/185），平均開盤報酬 +2.58%。所有計算方法、原始資料與程式碼皆公開透明。</w:t>
       </w:r>
     </w:p>
     <w:p>
@@ -260,7 +260,7 @@
                 <w:sz w:val="20"/>
                 <w:szCs w:val="20"/>
               </w:rPr>
-              <w:t xml:space="preserve">10 天 166 樣本回測：隔日開盤勝率 71%（118/166），平均開盤報酬 +2.72%。</w:t>
+              <w:t xml:space="preserve">10 天 185 樣本回測：隔日開盤勝率 70%（130/185），平均開盤報酬 +2.58%。</w:t>
             </w:r>
           </w:p>
         </w:tc>
@@ -1664,7 +1664,7 @@
           <w:sz w:val="22"/>
           <w:szCs w:val="22"/>
         </w:rPr>
-        <w:t xml:space="preserve">以下數據基於 10 個交易日、166 個實際樣本，由腳本「scripts/run_backtest.py」執行：對每個歷史「明日焦點」標的，向 TWSE/TPEx 抓取真實隔日 OHLC，計算「（隔日開盤 − 漲停日收盤）÷ 漲停日收盤」與「（隔日收盤 − 漲停日收盤）÷ 漲停日收盤」。所有數字為樣本加權平均，不含任何估算值。</w:t>
+        <w:t xml:space="preserve">以下數據基於 10 個交易日、185 個實際樣本，由腳本「scripts/run_backtest.py」執行：對每個歷史「明日焦點」標的，向 TWSE/TPEx 抓取真實隔日 OHLC，計算「（隔日開盤 − 漲停日收盤）÷ 漲停日收盤」與「（隔日收盤 − 漲停日收盤）÷ 漲停日收盤」。所有數字為樣本加權平均，不含任何估算值。</w:t>
       </w:r>
     </w:p>
     <w:p>
@@ -1722,7 +1722,7 @@
                 <w:sz w:val="96"/>
                 <w:szCs w:val="96"/>
               </w:rPr>
-              <w:t xml:space="preserve">71%</w:t>
+              <w:t xml:space="preserve">70%</w:t>
             </w:r>
           </w:p>
           <w:p>
@@ -1736,7 +1736,7 @@
                 <w:sz w:val="22"/>
                 <w:szCs w:val="22"/>
               </w:rPr>
-              <w:t xml:space="preserve">隔日開盤勝率（118 / 166）</w:t>
+              <w:t xml:space="preserve">隔日開盤勝率（130 / 185）</w:t>
             </w:r>
           </w:p>
         </w:tc>
@@ -1799,7 +1799,7 @@
                 <w:sz w:val="48"/>
                 <w:szCs w:val="48"/>
               </w:rPr>
-              <w:t xml:space="preserve">+2.72%</w:t>
+              <w:t xml:space="preserve">+2.58%</w:t>
             </w:r>
           </w:p>
           <w:p>
@@ -1848,7 +1848,7 @@
                 <w:sz w:val="48"/>
                 <w:szCs w:val="48"/>
               </w:rPr>
-              <w:t xml:space="preserve">61%</w:t>
+              <w:t xml:space="preserve">59%</w:t>
             </w:r>
           </w:p>
           <w:p>
@@ -1897,7 +1897,7 @@
                 <w:sz w:val="48"/>
                 <w:szCs w:val="48"/>
               </w:rPr>
-              <w:t xml:space="preserve">+2.4%</w:t>
+              <w:t xml:space="preserve">+2.09%</w:t>
             </w:r>
           </w:p>
           <w:p>
@@ -2237,7 +2237,7 @@
                 <w:sz w:val="20"/>
                 <w:szCs w:val="20"/>
               </w:rPr>
-              <w:t xml:space="preserve">2026-05-13</w:t>
+              <w:t xml:space="preserve">2026-05-14</w:t>
             </w:r>
           </w:p>
         </w:tc>
@@ -2271,7 +2271,7 @@
                 <w:sz w:val="20"/>
                 <w:szCs w:val="20"/>
               </w:rPr>
-              <w:t xml:space="preserve">2026-05-14</w:t>
+              <w:t xml:space="preserve">2026-05-15</w:t>
             </w:r>
           </w:p>
         </w:tc>
@@ -2339,7 +2339,7 @@
                 <w:sz w:val="20"/>
                 <w:szCs w:val="20"/>
               </w:rPr>
-              <w:t xml:space="preserve">80%</w:t>
+              <w:t xml:space="preserve">55%</w:t>
             </w:r>
           </w:p>
         </w:tc>
@@ -2373,7 +2373,7 @@
                 <w:sz w:val="20"/>
                 <w:szCs w:val="20"/>
               </w:rPr>
-              <w:t xml:space="preserve">+4.1%</w:t>
+              <w:t xml:space="preserve">+1.33%</w:t>
             </w:r>
           </w:p>
         </w:tc>
@@ -2407,7 +2407,7 @@
                 <w:sz w:val="20"/>
                 <w:szCs w:val="20"/>
               </w:rPr>
-              <w:t xml:space="preserve">50%</w:t>
+              <w:t xml:space="preserve">40%</w:t>
             </w:r>
           </w:p>
         </w:tc>
@@ -2441,7 +2441,7 @@
                 <w:sz w:val="20"/>
                 <w:szCs w:val="20"/>
               </w:rPr>
-              <w:t xml:space="preserve">+0.97%</w:t>
+              <w:t xml:space="preserve">-0.85%</w:t>
             </w:r>
           </w:p>
         </w:tc>
@@ -2477,7 +2477,7 @@
                 <w:sz w:val="20"/>
                 <w:szCs w:val="20"/>
               </w:rPr>
-              <w:t xml:space="preserve">2026-05-12</w:t>
+              <w:t xml:space="preserve">2026-05-13</w:t>
             </w:r>
           </w:p>
         </w:tc>
@@ -2511,7 +2511,7 @@
                 <w:sz w:val="20"/>
                 <w:szCs w:val="20"/>
               </w:rPr>
-              <w:t xml:space="preserve">2026-05-13</w:t>
+              <w:t xml:space="preserve">2026-05-14</w:t>
             </w:r>
           </w:p>
         </w:tc>
@@ -2579,7 +2579,7 @@
                 <w:sz w:val="20"/>
                 <w:szCs w:val="20"/>
               </w:rPr>
-              <w:t xml:space="preserve">25%</w:t>
+              <w:t xml:space="preserve">80%</w:t>
             </w:r>
           </w:p>
         </w:tc>
@@ -2613,7 +2613,7 @@
                 <w:sz w:val="20"/>
                 <w:szCs w:val="20"/>
               </w:rPr>
-              <w:t xml:space="preserve">-0.24%</w:t>
+              <w:t xml:space="preserve">+4.1%</w:t>
             </w:r>
           </w:p>
         </w:tc>
@@ -2647,7 +2647,7 @@
                 <w:sz w:val="20"/>
                 <w:szCs w:val="20"/>
               </w:rPr>
-              <w:t xml:space="preserve">45%</w:t>
+              <w:t xml:space="preserve">50%</w:t>
             </w:r>
           </w:p>
         </w:tc>
@@ -2681,7 +2681,7 @@
                 <w:sz w:val="20"/>
                 <w:szCs w:val="20"/>
               </w:rPr>
-              <w:t xml:space="preserve">+0.83%</w:t>
+              <w:t xml:space="preserve">+0.97%</w:t>
             </w:r>
           </w:p>
         </w:tc>
@@ -2717,7 +2717,7 @@
                 <w:sz w:val="20"/>
                 <w:szCs w:val="20"/>
               </w:rPr>
-              <w:t xml:space="preserve">2026-05-11</w:t>
+              <w:t xml:space="preserve">2026-05-12</w:t>
             </w:r>
           </w:p>
         </w:tc>
@@ -2751,7 +2751,7 @@
                 <w:sz w:val="20"/>
                 <w:szCs w:val="20"/>
               </w:rPr>
-              <w:t xml:space="preserve">2026-05-12</w:t>
+              <w:t xml:space="preserve">2026-05-13</w:t>
             </w:r>
           </w:p>
         </w:tc>
@@ -2819,7 +2819,7 @@
                 <w:sz w:val="20"/>
                 <w:szCs w:val="20"/>
               </w:rPr>
-              <w:t xml:space="preserve">95%</w:t>
+              <w:t xml:space="preserve">25%</w:t>
             </w:r>
           </w:p>
         </w:tc>
@@ -2853,7 +2853,7 @@
                 <w:sz w:val="20"/>
                 <w:szCs w:val="20"/>
               </w:rPr>
-              <w:t xml:space="preserve">+3.91%</w:t>
+              <w:t xml:space="preserve">-0.24%</w:t>
             </w:r>
           </w:p>
         </w:tc>
@@ -2887,7 +2887,7 @@
                 <w:sz w:val="20"/>
                 <w:szCs w:val="20"/>
               </w:rPr>
-              <w:t xml:space="preserve">80%</w:t>
+              <w:t xml:space="preserve">45%</w:t>
             </w:r>
           </w:p>
         </w:tc>
@@ -2921,7 +2921,7 @@
                 <w:sz w:val="20"/>
                 <w:szCs w:val="20"/>
               </w:rPr>
-              <w:t xml:space="preserve">+4.98%</w:t>
+              <w:t xml:space="preserve">+0.83%</w:t>
             </w:r>
           </w:p>
         </w:tc>
@@ -2957,7 +2957,7 @@
                 <w:sz w:val="20"/>
                 <w:szCs w:val="20"/>
               </w:rPr>
-              <w:t xml:space="preserve">2026-05-08</w:t>
+              <w:t xml:space="preserve">2026-05-11</w:t>
             </w:r>
           </w:p>
         </w:tc>
@@ -2991,7 +2991,7 @@
                 <w:sz w:val="20"/>
                 <w:szCs w:val="20"/>
               </w:rPr>
-              <w:t xml:space="preserve">2026-05-11</w:t>
+              <w:t xml:space="preserve">2026-05-12</w:t>
             </w:r>
           </w:p>
         </w:tc>
@@ -3059,7 +3059,7 @@
                 <w:sz w:val="20"/>
                 <w:szCs w:val="20"/>
               </w:rPr>
-              <w:t xml:space="preserve">65%</w:t>
+              <w:t xml:space="preserve">95%</w:t>
             </w:r>
           </w:p>
         </w:tc>
@@ -3093,7 +3093,7 @@
                 <w:sz w:val="20"/>
                 <w:szCs w:val="20"/>
               </w:rPr>
-              <w:t xml:space="preserve">+2.14%</w:t>
+              <w:t xml:space="preserve">+3.91%</w:t>
             </w:r>
           </w:p>
         </w:tc>
@@ -3127,7 +3127,7 @@
                 <w:sz w:val="20"/>
                 <w:szCs w:val="20"/>
               </w:rPr>
-              <w:t xml:space="preserve">60%</w:t>
+              <w:t xml:space="preserve">80%</w:t>
             </w:r>
           </w:p>
         </w:tc>
@@ -3161,7 +3161,7 @@
                 <w:sz w:val="20"/>
                 <w:szCs w:val="20"/>
               </w:rPr>
-              <w:t xml:space="preserve">+3.22%</w:t>
+              <w:t xml:space="preserve">+4.98%</w:t>
             </w:r>
           </w:p>
         </w:tc>
@@ -3197,7 +3197,7 @@
                 <w:sz w:val="20"/>
                 <w:szCs w:val="20"/>
               </w:rPr>
-              <w:t xml:space="preserve">2026-05-07</w:t>
+              <w:t xml:space="preserve">2026-05-08</w:t>
             </w:r>
           </w:p>
         </w:tc>
@@ -3231,7 +3231,7 @@
                 <w:sz w:val="20"/>
                 <w:szCs w:val="20"/>
               </w:rPr>
-              <w:t xml:space="preserve">2026-05-08</w:t>
+              <w:t xml:space="preserve">2026-05-11</w:t>
             </w:r>
           </w:p>
         </w:tc>
@@ -3299,7 +3299,7 @@
                 <w:sz w:val="20"/>
                 <w:szCs w:val="20"/>
               </w:rPr>
-              <w:t xml:space="preserve">50%</w:t>
+              <w:t xml:space="preserve">65%</w:t>
             </w:r>
           </w:p>
         </w:tc>
@@ -3333,7 +3333,7 @@
                 <w:sz w:val="20"/>
                 <w:szCs w:val="20"/>
               </w:rPr>
-              <w:t xml:space="preserve">+0.49%</w:t>
+              <w:t xml:space="preserve">+2.14%</w:t>
             </w:r>
           </w:p>
         </w:tc>
@@ -3367,7 +3367,7 @@
                 <w:sz w:val="20"/>
                 <w:szCs w:val="20"/>
               </w:rPr>
-              <w:t xml:space="preserve">35%</w:t>
+              <w:t xml:space="preserve">60%</w:t>
             </w:r>
           </w:p>
         </w:tc>
@@ -3401,7 +3401,7 @@
                 <w:sz w:val="20"/>
                 <w:szCs w:val="20"/>
               </w:rPr>
-              <w:t xml:space="preserve">-1.4%</w:t>
+              <w:t xml:space="preserve">+3.22%</w:t>
             </w:r>
           </w:p>
         </w:tc>
@@ -3437,7 +3437,7 @@
                 <w:sz w:val="20"/>
                 <w:szCs w:val="20"/>
               </w:rPr>
-              <w:t xml:space="preserve">2026-05-06</w:t>
+              <w:t xml:space="preserve">2026-05-07</w:t>
             </w:r>
           </w:p>
         </w:tc>
@@ -3471,7 +3471,7 @@
                 <w:sz w:val="20"/>
                 <w:szCs w:val="20"/>
               </w:rPr>
-              <w:t xml:space="preserve">2026-05-07</w:t>
+              <w:t xml:space="preserve">2026-05-08</w:t>
             </w:r>
           </w:p>
         </w:tc>
@@ -3505,7 +3505,7 @@
                 <w:sz w:val="20"/>
                 <w:szCs w:val="20"/>
               </w:rPr>
-              <w:t xml:space="preserve">11</w:t>
+              <w:t xml:space="preserve">20</w:t>
             </w:r>
           </w:p>
         </w:tc>
@@ -3539,7 +3539,7 @@
                 <w:sz w:val="20"/>
                 <w:szCs w:val="20"/>
               </w:rPr>
-              <w:t xml:space="preserve">91%</w:t>
+              <w:t xml:space="preserve">50%</w:t>
             </w:r>
           </w:p>
         </w:tc>
@@ -3573,7 +3573,7 @@
                 <w:sz w:val="20"/>
                 <w:szCs w:val="20"/>
               </w:rPr>
-              <w:t xml:space="preserve">+4.84%</w:t>
+              <w:t xml:space="preserve">+0.49%</w:t>
             </w:r>
           </w:p>
         </w:tc>
@@ -3607,7 +3607,7 @@
                 <w:sz w:val="20"/>
                 <w:szCs w:val="20"/>
               </w:rPr>
-              <w:t xml:space="preserve">82%</w:t>
+              <w:t xml:space="preserve">35%</w:t>
             </w:r>
           </w:p>
         </w:tc>
@@ -3641,7 +3641,7 @@
                 <w:sz w:val="20"/>
                 <w:szCs w:val="20"/>
               </w:rPr>
-              <w:t xml:space="preserve">+4.71%</w:t>
+              <w:t xml:space="preserve">-1.4%</w:t>
             </w:r>
           </w:p>
         </w:tc>
@@ -3677,7 +3677,7 @@
                 <w:sz w:val="20"/>
                 <w:szCs w:val="20"/>
               </w:rPr>
-              <w:t xml:space="preserve">2026-05-05</w:t>
+              <w:t xml:space="preserve">2026-05-06</w:t>
             </w:r>
           </w:p>
         </w:tc>
@@ -3711,7 +3711,7 @@
                 <w:sz w:val="20"/>
                 <w:szCs w:val="20"/>
               </w:rPr>
-              <w:t xml:space="preserve">2026-05-06</w:t>
+              <w:t xml:space="preserve">2026-05-07</w:t>
             </w:r>
           </w:p>
         </w:tc>
@@ -3745,7 +3745,7 @@
                 <w:sz w:val="20"/>
                 <w:szCs w:val="20"/>
               </w:rPr>
-              <w:t xml:space="preserve">20</w:t>
+              <w:t xml:space="preserve">12</w:t>
             </w:r>
           </w:p>
         </w:tc>
@@ -3779,7 +3779,7 @@
                 <w:sz w:val="20"/>
                 <w:szCs w:val="20"/>
               </w:rPr>
-              <w:t xml:space="preserve">90%</w:t>
+              <w:t xml:space="preserve">92%</w:t>
             </w:r>
           </w:p>
         </w:tc>
@@ -3813,7 +3813,7 @@
                 <w:sz w:val="20"/>
                 <w:szCs w:val="20"/>
               </w:rPr>
-              <w:t xml:space="preserve">+5.07%</w:t>
+              <w:t xml:space="preserve">+4.48%</w:t>
             </w:r>
           </w:p>
         </w:tc>
@@ -3847,7 +3847,7 @@
                 <w:sz w:val="20"/>
                 <w:szCs w:val="20"/>
               </w:rPr>
-              <w:t xml:space="preserve">50%</w:t>
+              <w:t xml:space="preserve">83%</w:t>
             </w:r>
           </w:p>
         </w:tc>
@@ -3881,7 +3881,7 @@
                 <w:sz w:val="20"/>
                 <w:szCs w:val="20"/>
               </w:rPr>
-              <w:t xml:space="preserve">+1.38%</w:t>
+              <w:t xml:space="preserve">+4.51%</w:t>
             </w:r>
           </w:p>
         </w:tc>
@@ -3917,7 +3917,7 @@
                 <w:sz w:val="20"/>
                 <w:szCs w:val="20"/>
               </w:rPr>
-              <w:t xml:space="preserve">2026-05-04</w:t>
+              <w:t xml:space="preserve">2026-05-05</w:t>
             </w:r>
           </w:p>
         </w:tc>
@@ -3951,7 +3951,7 @@
                 <w:sz w:val="20"/>
                 <w:szCs w:val="20"/>
               </w:rPr>
-              <w:t xml:space="preserve">2026-05-05</w:t>
+              <w:t xml:space="preserve">2026-05-06</w:t>
             </w:r>
           </w:p>
         </w:tc>
@@ -3985,7 +3985,7 @@
                 <w:sz w:val="20"/>
                 <w:szCs w:val="20"/>
               </w:rPr>
-              <w:t xml:space="preserve">19</w:t>
+              <w:t xml:space="preserve">20</w:t>
             </w:r>
           </w:p>
         </w:tc>
@@ -4019,7 +4019,7 @@
                 <w:sz w:val="20"/>
                 <w:szCs w:val="20"/>
               </w:rPr>
-              <w:t xml:space="preserve">68%</w:t>
+              <w:t xml:space="preserve">90%</w:t>
             </w:r>
           </w:p>
         </w:tc>
@@ -4053,7 +4053,7 @@
                 <w:sz w:val="20"/>
                 <w:szCs w:val="20"/>
               </w:rPr>
-              <w:t xml:space="preserve">+1.08%</w:t>
+              <w:t xml:space="preserve">+5.07%</w:t>
             </w:r>
           </w:p>
         </w:tc>
@@ -4087,7 +4087,7 @@
                 <w:sz w:val="20"/>
                 <w:szCs w:val="20"/>
               </w:rPr>
-              <w:t xml:space="preserve">84%</w:t>
+              <w:t xml:space="preserve">50%</w:t>
             </w:r>
           </w:p>
         </w:tc>
@@ -4121,7 +4121,7 @@
                 <w:sz w:val="20"/>
                 <w:szCs w:val="20"/>
               </w:rPr>
-              <w:t xml:space="preserve">+4.01%</w:t>
+              <w:t xml:space="preserve">+1.38%</w:t>
             </w:r>
           </w:p>
         </w:tc>
@@ -4157,7 +4157,7 @@
                 <w:sz w:val="20"/>
                 <w:szCs w:val="20"/>
               </w:rPr>
-              <w:t xml:space="preserve">2026-04-30</w:t>
+              <w:t xml:space="preserve">2026-05-04</w:t>
             </w:r>
           </w:p>
         </w:tc>
@@ -4191,7 +4191,7 @@
                 <w:sz w:val="20"/>
                 <w:szCs w:val="20"/>
               </w:rPr>
-              <w:t xml:space="preserve">2026-05-04</w:t>
+              <w:t xml:space="preserve">2026-05-05</w:t>
             </w:r>
           </w:p>
         </w:tc>
@@ -4225,7 +4225,7 @@
                 <w:sz w:val="20"/>
                 <w:szCs w:val="20"/>
               </w:rPr>
-              <w:t xml:space="preserve">13</w:t>
+              <w:t xml:space="preserve">20</w:t>
             </w:r>
           </w:p>
         </w:tc>
@@ -4259,7 +4259,7 @@
                 <w:sz w:val="20"/>
                 <w:szCs w:val="20"/>
               </w:rPr>
-              <w:t xml:space="preserve">100%</w:t>
+              <w:t xml:space="preserve">70%</w:t>
             </w:r>
           </w:p>
         </w:tc>
@@ -4293,7 +4293,7 @@
                 <w:sz w:val="20"/>
                 <w:szCs w:val="20"/>
               </w:rPr>
-              <w:t xml:space="preserve">+5.04%</w:t>
+              <w:t xml:space="preserve">+1.1%</w:t>
             </w:r>
           </w:p>
         </w:tc>
@@ -4361,7 +4361,7 @@
                 <w:sz w:val="20"/>
                 <w:szCs w:val="20"/>
               </w:rPr>
-              <w:t xml:space="preserve">+5.36%</w:t>
+              <w:t xml:space="preserve">+4%</w:t>
             </w:r>
           </w:p>
         </w:tc>
@@ -4397,7 +4397,7 @@
                 <w:sz w:val="20"/>
                 <w:szCs w:val="20"/>
               </w:rPr>
-              <w:t xml:space="preserve">2026-04-29</w:t>
+              <w:t xml:space="preserve">2026-04-30</w:t>
             </w:r>
           </w:p>
         </w:tc>
@@ -4431,7 +4431,7 @@
                 <w:sz w:val="20"/>
                 <w:szCs w:val="20"/>
               </w:rPr>
-              <w:t xml:space="preserve">2026-04-30</w:t>
+              <w:t xml:space="preserve">2026-05-04</w:t>
             </w:r>
           </w:p>
         </w:tc>
@@ -4465,7 +4465,7 @@
                 <w:sz w:val="20"/>
                 <w:szCs w:val="20"/>
               </w:rPr>
-              <w:t xml:space="preserve">3</w:t>
+              <w:t xml:space="preserve">13</w:t>
             </w:r>
           </w:p>
         </w:tc>
@@ -4499,7 +4499,7 @@
                 <w:sz w:val="20"/>
                 <w:szCs w:val="20"/>
               </w:rPr>
-              <w:t xml:space="preserve">33%</w:t>
+              <w:t xml:space="preserve">100%</w:t>
             </w:r>
           </w:p>
         </w:tc>
@@ -4533,7 +4533,7 @@
                 <w:sz w:val="20"/>
                 <w:szCs w:val="20"/>
               </w:rPr>
-              <w:t xml:space="preserve">+1.12%</w:t>
+              <w:t xml:space="preserve">+5.04%</w:t>
             </w:r>
           </w:p>
         </w:tc>
@@ -4567,7 +4567,7 @@
                 <w:sz w:val="20"/>
                 <w:szCs w:val="20"/>
               </w:rPr>
-              <w:t xml:space="preserve">67%</w:t>
+              <w:t xml:space="preserve">85%</w:t>
             </w:r>
           </w:p>
         </w:tc>
@@ -4601,7 +4601,7 @@
                 <w:sz w:val="20"/>
                 <w:szCs w:val="20"/>
               </w:rPr>
-              <w:t xml:space="preserve">+0.59%</w:t>
+              <w:t xml:space="preserve">+5.36%</w:t>
             </w:r>
           </w:p>
         </w:tc>
@@ -4690,7 +4690,7 @@
                 <w:sz w:val="20"/>
                 <w:szCs w:val="20"/>
               </w:rPr>
-              <w:t xml:space="preserve">166 樣本 / 10 天屬於小樣本，未涵蓋多空頭循環。在不同市場狀況（如連跌段、低成交量段）下，績效會有顯著差異。過去績效不代表未來。</w:t>
+              <w:t xml:space="preserve">185 樣本 / 10 天屬於小樣本，未涵蓋多空頭循環。在不同市場狀況（如連跌段、低成交量段）下，績效會有顯著差異。過去績效不代表未來。</w:t>
             </w:r>
           </w:p>
         </w:tc>
@@ -5615,7 +5615,7 @@
                 <w:sz w:val="20"/>
                 <w:szCs w:val="20"/>
               </w:rPr>
-              <w:t xml:space="preserve">✓ 166 樣本</w:t>
+              <w:t xml:space="preserve">✓ 185 樣本</w:t>
             </w:r>
           </w:p>
         </w:tc>
@@ -6192,7 +6192,7 @@
           <w:sz w:val="22"/>
           <w:szCs w:val="22"/>
         </w:rPr>
-        <w:t xml:space="preserve">主打公開揭露樣本加權回測結果（71% / 166 樣本）</w:t>
+        <w:t xml:space="preserve">主打公開揭露樣本加權回測結果（70% / 185 樣本）</w:t>
       </w:r>
     </w:p>
     <w:p>
@@ -8727,7 +8727,7 @@
           <w:sz w:val="22"/>
           <w:szCs w:val="22"/>
         </w:rPr>
-        <w:t xml:space="preserve">公開 71% 勝率、166 樣本回測，建立可驗證的差異化</w:t>
+        <w:t xml:space="preserve">公開 70% 勝率、185 樣本回測，建立可驗證的差異化</w:t>
       </w:r>
     </w:p>
     <w:p>
@@ -9644,7 +9644,7 @@
                 <w:sz w:val="20"/>
                 <w:szCs w:val="20"/>
               </w:rPr>
-              <w:t xml:space="preserve">目前回測僅 166 筆 / 10 天，未涵蓋多空頭循環。績效在不同市況下會有顯著差異。</w:t>
+              <w:t xml:space="preserve">目前回測僅 185 筆 / 10 天，未涵蓋多空頭循環。績效在不同市況下會有顯著差異。</w:t>
             </w:r>
           </w:p>
         </w:tc>

--- a/proposal/股文觀指_商業提案書.docx
+++ b/proposal/股文觀指_商業提案書.docx
@@ -160,7 +160,7 @@
           <w:sz w:val="22"/>
           <w:szCs w:val="22"/>
         </w:rPr>
-        <w:t xml:space="preserve">平台最重要的差異化在於提供「可驗證的回測結果」：以 TWSE 真實隔日 OHLC 計算，10 天 185 樣本（樣本加權，非日均）的隔日開盤勝率達 70%（130/185），平均開盤報酬 +2.58%。所有計算方法、原始資料與程式碼皆公開透明。</w:t>
+        <w:t xml:space="preserve">平台最重要的差異化在於提供「可驗證的回測結果」：以 TWSE 真實隔日 OHLC 計算，10 天 192 樣本（樣本加權，非日均）的隔日開盤勝率達 67%（128/192），平均開盤報酬 +2.42%。所有計算方法、原始資料與程式碼皆公開透明。</w:t>
       </w:r>
     </w:p>
     <w:p>
@@ -260,7 +260,7 @@
                 <w:sz w:val="20"/>
                 <w:szCs w:val="20"/>
               </w:rPr>
-              <w:t xml:space="preserve">10 天 185 樣本回測：隔日開盤勝率 70%（130/185），平均開盤報酬 +2.58%。</w:t>
+              <w:t xml:space="preserve">10 天 192 樣本回測：隔日開盤勝率 67%（128/192），平均開盤報酬 +2.42%。</w:t>
             </w:r>
           </w:p>
         </w:tc>
@@ -1664,7 +1664,7 @@
           <w:sz w:val="22"/>
           <w:szCs w:val="22"/>
         </w:rPr>
-        <w:t xml:space="preserve">以下數據基於 10 個交易日、185 個實際樣本，由腳本「scripts/run_backtest.py」執行：對每個歷史「明日焦點」標的，向 TWSE/TPEx 抓取真實隔日 OHLC，計算「（隔日開盤 − 漲停日收盤）÷ 漲停日收盤」與「（隔日收盤 − 漲停日收盤）÷ 漲停日收盤」。所有數字為樣本加權平均，不含任何估算值。</w:t>
+        <w:t xml:space="preserve">以下數據基於 10 個交易日、192 個實際樣本，由腳本「scripts/run_backtest.py」執行：對每個歷史「明日焦點」標的，向 TWSE/TPEx 抓取真實隔日 OHLC，計算「（隔日開盤 − 漲停日收盤）÷ 漲停日收盤」與「（隔日收盤 − 漲停日收盤）÷ 漲停日收盤」。所有數字為樣本加權平均，不含任何估算值。</w:t>
       </w:r>
     </w:p>
     <w:p>
@@ -1722,7 +1722,7 @@
                 <w:sz w:val="96"/>
                 <w:szCs w:val="96"/>
               </w:rPr>
-              <w:t xml:space="preserve">70%</w:t>
+              <w:t xml:space="preserve">67%</w:t>
             </w:r>
           </w:p>
           <w:p>
@@ -1736,7 +1736,7 @@
                 <w:sz w:val="22"/>
                 <w:szCs w:val="22"/>
               </w:rPr>
-              <w:t xml:space="preserve">隔日開盤勝率（130 / 185）</w:t>
+              <w:t xml:space="preserve">隔日開盤勝率（128 / 192）</w:t>
             </w:r>
           </w:p>
         </w:tc>
@@ -1799,7 +1799,7 @@
                 <w:sz w:val="48"/>
                 <w:szCs w:val="48"/>
               </w:rPr>
-              <w:t xml:space="preserve">+2.58%</w:t>
+              <w:t xml:space="preserve">+2.42%</w:t>
             </w:r>
           </w:p>
           <w:p>
@@ -1848,7 +1848,7 @@
                 <w:sz w:val="48"/>
                 <w:szCs w:val="48"/>
               </w:rPr>
-              <w:t xml:space="preserve">59%</w:t>
+              <w:t xml:space="preserve">55%</w:t>
             </w:r>
           </w:p>
           <w:p>
@@ -1897,7 +1897,7 @@
                 <w:sz w:val="48"/>
                 <w:szCs w:val="48"/>
               </w:rPr>
-              <w:t xml:space="preserve">+2.09%</w:t>
+              <w:t xml:space="preserve">+1.59%</w:t>
             </w:r>
           </w:p>
           <w:p>
@@ -2237,7 +2237,7 @@
                 <w:sz w:val="20"/>
                 <w:szCs w:val="20"/>
               </w:rPr>
-              <w:t xml:space="preserve">2026-05-14</w:t>
+              <w:t xml:space="preserve">2026-05-18</w:t>
             </w:r>
           </w:p>
         </w:tc>
@@ -2271,7 +2271,7 @@
                 <w:sz w:val="20"/>
                 <w:szCs w:val="20"/>
               </w:rPr>
-              <w:t xml:space="preserve">2026-05-15</w:t>
+              <w:t xml:space="preserve">2026-05-20</w:t>
             </w:r>
           </w:p>
         </w:tc>
@@ -2339,7 +2339,7 @@
                 <w:sz w:val="20"/>
                 <w:szCs w:val="20"/>
               </w:rPr>
-              <w:t xml:space="preserve">55%</w:t>
+              <w:t xml:space="preserve">75%</w:t>
             </w:r>
           </w:p>
         </w:tc>
@@ -2373,7 +2373,7 @@
                 <w:sz w:val="20"/>
                 <w:szCs w:val="20"/>
               </w:rPr>
-              <w:t xml:space="preserve">+1.33%</w:t>
+              <w:t xml:space="preserve">+2.86%</w:t>
             </w:r>
           </w:p>
         </w:tc>
@@ -2407,7 +2407,7 @@
                 <w:sz w:val="20"/>
                 <w:szCs w:val="20"/>
               </w:rPr>
-              <w:t xml:space="preserve">40%</w:t>
+              <w:t xml:space="preserve">60%</w:t>
             </w:r>
           </w:p>
         </w:tc>
@@ -2441,7 +2441,7 @@
                 <w:sz w:val="20"/>
                 <w:szCs w:val="20"/>
               </w:rPr>
-              <w:t xml:space="preserve">-0.85%</w:t>
+              <w:t xml:space="preserve">+2.06%</w:t>
             </w:r>
           </w:p>
         </w:tc>
@@ -2477,7 +2477,7 @@
                 <w:sz w:val="20"/>
                 <w:szCs w:val="20"/>
               </w:rPr>
-              <w:t xml:space="preserve">2026-05-13</w:t>
+              <w:t xml:space="preserve">2026-05-15</w:t>
             </w:r>
           </w:p>
         </w:tc>
@@ -2511,7 +2511,7 @@
                 <w:sz w:val="20"/>
                 <w:szCs w:val="20"/>
               </w:rPr>
-              <w:t xml:space="preserve">2026-05-14</w:t>
+              <w:t xml:space="preserve">2026-05-18</w:t>
             </w:r>
           </w:p>
         </w:tc>
@@ -2579,7 +2579,7 @@
                 <w:sz w:val="20"/>
                 <w:szCs w:val="20"/>
               </w:rPr>
-              <w:t xml:space="preserve">80%</w:t>
+              <w:t xml:space="preserve">50%</w:t>
             </w:r>
           </w:p>
         </w:tc>
@@ -2613,7 +2613,7 @@
                 <w:sz w:val="20"/>
                 <w:szCs w:val="20"/>
               </w:rPr>
-              <w:t xml:space="preserve">+4.1%</w:t>
+              <w:t xml:space="preserve">+0.9%</w:t>
             </w:r>
           </w:p>
         </w:tc>
@@ -2647,7 +2647,7 @@
                 <w:sz w:val="20"/>
                 <w:szCs w:val="20"/>
               </w:rPr>
-              <w:t xml:space="preserve">50%</w:t>
+              <w:t xml:space="preserve">60%</w:t>
             </w:r>
           </w:p>
         </w:tc>
@@ -2681,7 +2681,7 @@
                 <w:sz w:val="20"/>
                 <w:szCs w:val="20"/>
               </w:rPr>
-              <w:t xml:space="preserve">+0.97%</w:t>
+              <w:t xml:space="preserve">+1.36%</w:t>
             </w:r>
           </w:p>
         </w:tc>
@@ -2717,7 +2717,7 @@
                 <w:sz w:val="20"/>
                 <w:szCs w:val="20"/>
               </w:rPr>
-              <w:t xml:space="preserve">2026-05-12</w:t>
+              <w:t xml:space="preserve">2026-05-14</w:t>
             </w:r>
           </w:p>
         </w:tc>
@@ -2751,7 +2751,7 @@
                 <w:sz w:val="20"/>
                 <w:szCs w:val="20"/>
               </w:rPr>
-              <w:t xml:space="preserve">2026-05-13</w:t>
+              <w:t xml:space="preserve">2026-05-15</w:t>
             </w:r>
           </w:p>
         </w:tc>
@@ -2819,7 +2819,7 @@
                 <w:sz w:val="20"/>
                 <w:szCs w:val="20"/>
               </w:rPr>
-              <w:t xml:space="preserve">25%</w:t>
+              <w:t xml:space="preserve">55%</w:t>
             </w:r>
           </w:p>
         </w:tc>
@@ -2853,7 +2853,7 @@
                 <w:sz w:val="20"/>
                 <w:szCs w:val="20"/>
               </w:rPr>
-              <w:t xml:space="preserve">-0.24%</w:t>
+              <w:t xml:space="preserve">+1.33%</w:t>
             </w:r>
           </w:p>
         </w:tc>
@@ -2887,7 +2887,7 @@
                 <w:sz w:val="20"/>
                 <w:szCs w:val="20"/>
               </w:rPr>
-              <w:t xml:space="preserve">45%</w:t>
+              <w:t xml:space="preserve">40%</w:t>
             </w:r>
           </w:p>
         </w:tc>
@@ -2921,7 +2921,7 @@
                 <w:sz w:val="20"/>
                 <w:szCs w:val="20"/>
               </w:rPr>
-              <w:t xml:space="preserve">+0.83%</w:t>
+              <w:t xml:space="preserve">-0.85%</w:t>
             </w:r>
           </w:p>
         </w:tc>
@@ -2957,7 +2957,7 @@
                 <w:sz w:val="20"/>
                 <w:szCs w:val="20"/>
               </w:rPr>
-              <w:t xml:space="preserve">2026-05-11</w:t>
+              <w:t xml:space="preserve">2026-05-13</w:t>
             </w:r>
           </w:p>
         </w:tc>
@@ -2991,7 +2991,7 @@
                 <w:sz w:val="20"/>
                 <w:szCs w:val="20"/>
               </w:rPr>
-              <w:t xml:space="preserve">2026-05-12</w:t>
+              <w:t xml:space="preserve">2026-05-14</w:t>
             </w:r>
           </w:p>
         </w:tc>
@@ -3059,7 +3059,7 @@
                 <w:sz w:val="20"/>
                 <w:szCs w:val="20"/>
               </w:rPr>
-              <w:t xml:space="preserve">95%</w:t>
+              <w:t xml:space="preserve">80%</w:t>
             </w:r>
           </w:p>
         </w:tc>
@@ -3093,7 +3093,7 @@
                 <w:sz w:val="20"/>
                 <w:szCs w:val="20"/>
               </w:rPr>
-              <w:t xml:space="preserve">+3.91%</w:t>
+              <w:t xml:space="preserve">+4.11%</w:t>
             </w:r>
           </w:p>
         </w:tc>
@@ -3127,7 +3127,7 @@
                 <w:sz w:val="20"/>
                 <w:szCs w:val="20"/>
               </w:rPr>
-              <w:t xml:space="preserve">80%</w:t>
+              <w:t xml:space="preserve">50%</w:t>
             </w:r>
           </w:p>
         </w:tc>
@@ -3161,7 +3161,7 @@
                 <w:sz w:val="20"/>
                 <w:szCs w:val="20"/>
               </w:rPr>
-              <w:t xml:space="preserve">+4.98%</w:t>
+              <w:t xml:space="preserve">+0.97%</w:t>
             </w:r>
           </w:p>
         </w:tc>
@@ -3197,7 +3197,7 @@
                 <w:sz w:val="20"/>
                 <w:szCs w:val="20"/>
               </w:rPr>
-              <w:t xml:space="preserve">2026-05-08</w:t>
+              <w:t xml:space="preserve">2026-05-12</w:t>
             </w:r>
           </w:p>
         </w:tc>
@@ -3231,7 +3231,7 @@
                 <w:sz w:val="20"/>
                 <w:szCs w:val="20"/>
               </w:rPr>
-              <w:t xml:space="preserve">2026-05-11</w:t>
+              <w:t xml:space="preserve">2026-05-13</w:t>
             </w:r>
           </w:p>
         </w:tc>
@@ -3299,7 +3299,7 @@
                 <w:sz w:val="20"/>
                 <w:szCs w:val="20"/>
               </w:rPr>
-              <w:t xml:space="preserve">65%</w:t>
+              <w:t xml:space="preserve">25%</w:t>
             </w:r>
           </w:p>
         </w:tc>
@@ -3333,7 +3333,7 @@
                 <w:sz w:val="20"/>
                 <w:szCs w:val="20"/>
               </w:rPr>
-              <w:t xml:space="preserve">+2.14%</w:t>
+              <w:t xml:space="preserve">-0.24%</w:t>
             </w:r>
           </w:p>
         </w:tc>
@@ -3367,7 +3367,7 @@
                 <w:sz w:val="20"/>
                 <w:szCs w:val="20"/>
               </w:rPr>
-              <w:t xml:space="preserve">60%</w:t>
+              <w:t xml:space="preserve">45%</w:t>
             </w:r>
           </w:p>
         </w:tc>
@@ -3401,7 +3401,7 @@
                 <w:sz w:val="20"/>
                 <w:szCs w:val="20"/>
               </w:rPr>
-              <w:t xml:space="preserve">+3.22%</w:t>
+              <w:t xml:space="preserve">+0.83%</w:t>
             </w:r>
           </w:p>
         </w:tc>
@@ -3437,7 +3437,7 @@
                 <w:sz w:val="20"/>
                 <w:szCs w:val="20"/>
               </w:rPr>
-              <w:t xml:space="preserve">2026-05-07</w:t>
+              <w:t xml:space="preserve">2026-05-11</w:t>
             </w:r>
           </w:p>
         </w:tc>
@@ -3471,7 +3471,7 @@
                 <w:sz w:val="20"/>
                 <w:szCs w:val="20"/>
               </w:rPr>
-              <w:t xml:space="preserve">2026-05-08</w:t>
+              <w:t xml:space="preserve">2026-05-12</w:t>
             </w:r>
           </w:p>
         </w:tc>
@@ -3539,7 +3539,7 @@
                 <w:sz w:val="20"/>
                 <w:szCs w:val="20"/>
               </w:rPr>
-              <w:t xml:space="preserve">50%</w:t>
+              <w:t xml:space="preserve">95%</w:t>
             </w:r>
           </w:p>
         </w:tc>
@@ -3573,7 +3573,7 @@
                 <w:sz w:val="20"/>
                 <w:szCs w:val="20"/>
               </w:rPr>
-              <w:t xml:space="preserve">+0.49%</w:t>
+              <w:t xml:space="preserve">+3.91%</w:t>
             </w:r>
           </w:p>
         </w:tc>
@@ -3607,7 +3607,7 @@
                 <w:sz w:val="20"/>
                 <w:szCs w:val="20"/>
               </w:rPr>
-              <w:t xml:space="preserve">35%</w:t>
+              <w:t xml:space="preserve">80%</w:t>
             </w:r>
           </w:p>
         </w:tc>
@@ -3641,7 +3641,7 @@
                 <w:sz w:val="20"/>
                 <w:szCs w:val="20"/>
               </w:rPr>
-              <w:t xml:space="preserve">-1.4%</w:t>
+              <w:t xml:space="preserve">+4.98%</w:t>
             </w:r>
           </w:p>
         </w:tc>
@@ -3677,7 +3677,7 @@
                 <w:sz w:val="20"/>
                 <w:szCs w:val="20"/>
               </w:rPr>
-              <w:t xml:space="preserve">2026-05-06</w:t>
+              <w:t xml:space="preserve">2026-05-08</w:t>
             </w:r>
           </w:p>
         </w:tc>
@@ -3711,7 +3711,7 @@
                 <w:sz w:val="20"/>
                 <w:szCs w:val="20"/>
               </w:rPr>
-              <w:t xml:space="preserve">2026-05-07</w:t>
+              <w:t xml:space="preserve">2026-05-11</w:t>
             </w:r>
           </w:p>
         </w:tc>
@@ -3745,7 +3745,7 @@
                 <w:sz w:val="20"/>
                 <w:szCs w:val="20"/>
               </w:rPr>
-              <w:t xml:space="preserve">12</w:t>
+              <w:t xml:space="preserve">20</w:t>
             </w:r>
           </w:p>
         </w:tc>
@@ -3779,7 +3779,7 @@
                 <w:sz w:val="20"/>
                 <w:szCs w:val="20"/>
               </w:rPr>
-              <w:t xml:space="preserve">92%</w:t>
+              <w:t xml:space="preserve">65%</w:t>
             </w:r>
           </w:p>
         </w:tc>
@@ -3813,7 +3813,7 @@
                 <w:sz w:val="20"/>
                 <w:szCs w:val="20"/>
               </w:rPr>
-              <w:t xml:space="preserve">+4.48%</w:t>
+              <w:t xml:space="preserve">+2.14%</w:t>
             </w:r>
           </w:p>
         </w:tc>
@@ -3847,7 +3847,7 @@
                 <w:sz w:val="20"/>
                 <w:szCs w:val="20"/>
               </w:rPr>
-              <w:t xml:space="preserve">83%</w:t>
+              <w:t xml:space="preserve">60%</w:t>
             </w:r>
           </w:p>
         </w:tc>
@@ -3881,7 +3881,7 @@
                 <w:sz w:val="20"/>
                 <w:szCs w:val="20"/>
               </w:rPr>
-              <w:t xml:space="preserve">+4.51%</w:t>
+              <w:t xml:space="preserve">+3.22%</w:t>
             </w:r>
           </w:p>
         </w:tc>
@@ -3917,7 +3917,7 @@
                 <w:sz w:val="20"/>
                 <w:szCs w:val="20"/>
               </w:rPr>
-              <w:t xml:space="preserve">2026-05-05</w:t>
+              <w:t xml:space="preserve">2026-05-07</w:t>
             </w:r>
           </w:p>
         </w:tc>
@@ -3951,7 +3951,7 @@
                 <w:sz w:val="20"/>
                 <w:szCs w:val="20"/>
               </w:rPr>
-              <w:t xml:space="preserve">2026-05-06</w:t>
+              <w:t xml:space="preserve">2026-05-08</w:t>
             </w:r>
           </w:p>
         </w:tc>
@@ -4019,7 +4019,7 @@
                 <w:sz w:val="20"/>
                 <w:szCs w:val="20"/>
               </w:rPr>
-              <w:t xml:space="preserve">90%</w:t>
+              <w:t xml:space="preserve">50%</w:t>
             </w:r>
           </w:p>
         </w:tc>
@@ -4053,7 +4053,7 @@
                 <w:sz w:val="20"/>
                 <w:szCs w:val="20"/>
               </w:rPr>
-              <w:t xml:space="preserve">+5.07%</w:t>
+              <w:t xml:space="preserve">+0.49%</w:t>
             </w:r>
           </w:p>
         </w:tc>
@@ -4087,7 +4087,7 @@
                 <w:sz w:val="20"/>
                 <w:szCs w:val="20"/>
               </w:rPr>
-              <w:t xml:space="preserve">50%</w:t>
+              <w:t xml:space="preserve">35%</w:t>
             </w:r>
           </w:p>
         </w:tc>
@@ -4121,7 +4121,7 @@
                 <w:sz w:val="20"/>
                 <w:szCs w:val="20"/>
               </w:rPr>
-              <w:t xml:space="preserve">+1.38%</w:t>
+              <w:t xml:space="preserve">-1.4%</w:t>
             </w:r>
           </w:p>
         </w:tc>
@@ -4157,7 +4157,7 @@
                 <w:sz w:val="20"/>
                 <w:szCs w:val="20"/>
               </w:rPr>
-              <w:t xml:space="preserve">2026-05-04</w:t>
+              <w:t xml:space="preserve">2026-05-06</w:t>
             </w:r>
           </w:p>
         </w:tc>
@@ -4191,7 +4191,7 @@
                 <w:sz w:val="20"/>
                 <w:szCs w:val="20"/>
               </w:rPr>
-              <w:t xml:space="preserve">2026-05-05</w:t>
+              <w:t xml:space="preserve">2026-05-07</w:t>
             </w:r>
           </w:p>
         </w:tc>
@@ -4225,7 +4225,7 @@
                 <w:sz w:val="20"/>
                 <w:szCs w:val="20"/>
               </w:rPr>
-              <w:t xml:space="preserve">20</w:t>
+              <w:t xml:space="preserve">12</w:t>
             </w:r>
           </w:p>
         </w:tc>
@@ -4259,7 +4259,7 @@
                 <w:sz w:val="20"/>
                 <w:szCs w:val="20"/>
               </w:rPr>
-              <w:t xml:space="preserve">70%</w:t>
+              <w:t xml:space="preserve">92%</w:t>
             </w:r>
           </w:p>
         </w:tc>
@@ -4293,7 +4293,7 @@
                 <w:sz w:val="20"/>
                 <w:szCs w:val="20"/>
               </w:rPr>
-              <w:t xml:space="preserve">+1.1%</w:t>
+              <w:t xml:space="preserve">+4.48%</w:t>
             </w:r>
           </w:p>
         </w:tc>
@@ -4327,7 +4327,7 @@
                 <w:sz w:val="20"/>
                 <w:szCs w:val="20"/>
               </w:rPr>
-              <w:t xml:space="preserve">85%</w:t>
+              <w:t xml:space="preserve">83%</w:t>
             </w:r>
           </w:p>
         </w:tc>
@@ -4361,7 +4361,7 @@
                 <w:sz w:val="20"/>
                 <w:szCs w:val="20"/>
               </w:rPr>
-              <w:t xml:space="preserve">+4%</w:t>
+              <w:t xml:space="preserve">+4.51%</w:t>
             </w:r>
           </w:p>
         </w:tc>
@@ -4397,7 +4397,7 @@
                 <w:sz w:val="20"/>
                 <w:szCs w:val="20"/>
               </w:rPr>
-              <w:t xml:space="preserve">2026-04-30</w:t>
+              <w:t xml:space="preserve">2026-05-05</w:t>
             </w:r>
           </w:p>
         </w:tc>
@@ -4431,7 +4431,7 @@
                 <w:sz w:val="20"/>
                 <w:szCs w:val="20"/>
               </w:rPr>
-              <w:t xml:space="preserve">2026-05-04</w:t>
+              <w:t xml:space="preserve">2026-05-06</w:t>
             </w:r>
           </w:p>
         </w:tc>
@@ -4465,7 +4465,7 @@
                 <w:sz w:val="20"/>
                 <w:szCs w:val="20"/>
               </w:rPr>
-              <w:t xml:space="preserve">13</w:t>
+              <w:t xml:space="preserve">20</w:t>
             </w:r>
           </w:p>
         </w:tc>
@@ -4499,7 +4499,7 @@
                 <w:sz w:val="20"/>
                 <w:szCs w:val="20"/>
               </w:rPr>
-              <w:t xml:space="preserve">100%</w:t>
+              <w:t xml:space="preserve">90%</w:t>
             </w:r>
           </w:p>
         </w:tc>
@@ -4533,7 +4533,7 @@
                 <w:sz w:val="20"/>
                 <w:szCs w:val="20"/>
               </w:rPr>
-              <w:t xml:space="preserve">+5.04%</w:t>
+              <w:t xml:space="preserve">+5.07%</w:t>
             </w:r>
           </w:p>
         </w:tc>
@@ -4567,7 +4567,7 @@
                 <w:sz w:val="20"/>
                 <w:szCs w:val="20"/>
               </w:rPr>
-              <w:t xml:space="preserve">85%</w:t>
+              <w:t xml:space="preserve">50%</w:t>
             </w:r>
           </w:p>
         </w:tc>
@@ -4601,7 +4601,7 @@
                 <w:sz w:val="20"/>
                 <w:szCs w:val="20"/>
               </w:rPr>
-              <w:t xml:space="preserve">+5.36%</w:t>
+              <w:t xml:space="preserve">+1.38%</w:t>
             </w:r>
           </w:p>
         </w:tc>
@@ -4690,7 +4690,7 @@
                 <w:sz w:val="20"/>
                 <w:szCs w:val="20"/>
               </w:rPr>
-              <w:t xml:space="preserve">185 樣本 / 10 天屬於小樣本，未涵蓋多空頭循環。在不同市場狀況（如連跌段、低成交量段）下，績效會有顯著差異。過去績效不代表未來。</w:t>
+              <w:t xml:space="preserve">192 樣本 / 10 天屬於小樣本，未涵蓋多空頭循環。在不同市場狀況（如連跌段、低成交量段）下，績效會有顯著差異。過去績效不代表未來。</w:t>
             </w:r>
           </w:p>
         </w:tc>
@@ -5615,7 +5615,7 @@
                 <w:sz w:val="20"/>
                 <w:szCs w:val="20"/>
               </w:rPr>
-              <w:t xml:space="preserve">✓ 185 樣本</w:t>
+              <w:t xml:space="preserve">✓ 192 樣本</w:t>
             </w:r>
           </w:p>
         </w:tc>
@@ -6192,7 +6192,7 @@
           <w:sz w:val="22"/>
           <w:szCs w:val="22"/>
         </w:rPr>
-        <w:t xml:space="preserve">主打公開揭露樣本加權回測結果（70% / 185 樣本）</w:t>
+        <w:t xml:space="preserve">主打公開揭露樣本加權回測結果（67% / 192 樣本）</w:t>
       </w:r>
     </w:p>
     <w:p>
@@ -8727,7 +8727,7 @@
           <w:sz w:val="22"/>
           <w:szCs w:val="22"/>
         </w:rPr>
-        <w:t xml:space="preserve">公開 70% 勝率、185 樣本回測，建立可驗證的差異化</w:t>
+        <w:t xml:space="preserve">公開 67% 勝率、192 樣本回測，建立可驗證的差異化</w:t>
       </w:r>
     </w:p>
     <w:p>
@@ -9644,7 +9644,7 @@
                 <w:sz w:val="20"/>
                 <w:szCs w:val="20"/>
               </w:rPr>
-              <w:t xml:space="preserve">目前回測僅 185 筆 / 10 天，未涵蓋多空頭循環。績效在不同市況下會有顯著差異。</w:t>
+              <w:t xml:space="preserve">目前回測僅 192 筆 / 10 天，未涵蓋多空頭循環。績效在不同市況下會有顯著差異。</w:t>
             </w:r>
           </w:p>
         </w:tc>
